--- a/ReqRepo - Vision and Scope.docx
+++ b/ReqRepo - Vision and Scope.docx
@@ -1556,6 +1556,26 @@
     </w:p>
     <w:p>
       <w:pPr>
+        <w:pStyle w:val="ListParagraph"/>
+        <w:numPr>
+          <w:ilvl w:val="1"/>
+          <w:numId w:val="12"/>
+        </w:numPr>
+      </w:pPr>
+      <w:r>
+        <w:t xml:space="preserve">General doc repository? </w:t>
+      </w:r>
+      <w:proofErr w:type="spellStart"/>
+      <w:r>
+        <w:t>Eg</w:t>
+      </w:r>
+      <w:proofErr w:type="spellEnd"/>
+      <w:r>
+        <w:t>. Change requests linking to other change requests.</w:t>
+      </w:r>
+    </w:p>
+    <w:p>
+      <w:pPr>
         <w:pStyle w:val="Heading2"/>
         <w:numPr>
           <w:ilvl w:val="1"/>
@@ -1576,7 +1596,22 @@
     </w:p>
     <w:p>
       <w:r>
-        <w:t>No centralised document repository seems to exist.</w:t>
+        <w:t xml:space="preserve">No </w:t>
+      </w:r>
+      <w:r>
+        <w:t xml:space="preserve">software requirements </w:t>
+      </w:r>
+      <w:r>
+        <w:t xml:space="preserve">repository </w:t>
+      </w:r>
+      <w:r>
+        <w:t>solutions seem</w:t>
+      </w:r>
+      <w:r>
+        <w:t xml:space="preserve"> to </w:t>
+      </w:r>
+      <w:r>
+        <w:t>exist, let alone a modern one that is online and centralised.</w:t>
       </w:r>
     </w:p>
     <w:p>
@@ -1622,7 +1657,52 @@
         </w:numPr>
       </w:pPr>
       <w:r>
+        <w:t>Versioning</w:t>
+      </w:r>
+    </w:p>
+    <w:p>
+      <w:pPr>
+        <w:pStyle w:val="ListParagraph"/>
+        <w:numPr>
+          <w:ilvl w:val="1"/>
+          <w:numId w:val="12"/>
+        </w:numPr>
+      </w:pPr>
+      <w:r>
         <w:t>Version control usually managed manually by renaming and copying files.</w:t>
+      </w:r>
+    </w:p>
+    <w:p>
+      <w:pPr>
+        <w:pStyle w:val="ListParagraph"/>
+        <w:numPr>
+          <w:ilvl w:val="1"/>
+          <w:numId w:val="12"/>
+        </w:numPr>
+      </w:pPr>
+      <w:r>
+        <w:t xml:space="preserve">No </w:t>
+      </w:r>
+      <w:r>
+        <w:t xml:space="preserve">real </w:t>
+      </w:r>
+      <w:r>
+        <w:t>audit trail.</w:t>
+      </w:r>
+      <w:r>
+        <w:t xml:space="preserve"> Some documents include a version and a section dedicated to change history but this is manual and often neglected.</w:t>
+      </w:r>
+    </w:p>
+    <w:p>
+      <w:pPr>
+        <w:pStyle w:val="ListParagraph"/>
+        <w:numPr>
+          <w:ilvl w:val="1"/>
+          <w:numId w:val="12"/>
+        </w:numPr>
+      </w:pPr>
+      <w:r>
+        <w:t>No way of viewing all documents as-at a date/time. No way of tagging/releasing all documents.</w:t>
       </w:r>
     </w:p>
     <w:p>
@@ -1634,7 +1714,7 @@
         </w:numPr>
       </w:pPr>
       <w:r>
-        <w:t>No audit trail.</w:t>
+        <w:t>No way of enforcing structure.</w:t>
       </w:r>
     </w:p>
     <w:p>
@@ -1646,7 +1726,52 @@
         </w:numPr>
       </w:pPr>
       <w:r>
-        <w:t>No way of enforcing structure.</w:t>
+        <w:t>Cross-Document References</w:t>
+      </w:r>
+    </w:p>
+    <w:p>
+      <w:pPr>
+        <w:pStyle w:val="ListParagraph"/>
+        <w:numPr>
+          <w:ilvl w:val="1"/>
+          <w:numId w:val="12"/>
+        </w:numPr>
+      </w:pPr>
+      <w:r>
+        <w:t>Referencing data in other documents is usually either neglected or done by simply linking to a document (not content) by filename. This is tedious, error-prone and doesn’t survive files being moved or renamed.</w:t>
+      </w:r>
+    </w:p>
+    <w:p>
+      <w:pPr>
+        <w:pStyle w:val="ListParagraph"/>
+        <w:numPr>
+          <w:ilvl w:val="1"/>
+          <w:numId w:val="12"/>
+        </w:numPr>
+      </w:pPr>
+      <w:r>
+        <w:t xml:space="preserve">Documents can refer/link to other documents, which can in turn link to other documents. There is no way of </w:t>
+      </w:r>
+      <w:r>
+        <w:t>viewing</w:t>
+      </w:r>
+      <w:r>
+        <w:t xml:space="preserve"> these references/</w:t>
+      </w:r>
+      <w:r>
+        <w:t>links.</w:t>
+      </w:r>
+    </w:p>
+    <w:p>
+      <w:pPr>
+        <w:pStyle w:val="ListParagraph"/>
+        <w:numPr>
+          <w:ilvl w:val="1"/>
+          <w:numId w:val="12"/>
+        </w:numPr>
+      </w:pPr>
+      <w:r>
+        <w:t>No way of knowing if a document is referencing valid requirements.</w:t>
       </w:r>
     </w:p>
     <w:p>
@@ -1658,7 +1783,7 @@
         </w:numPr>
       </w:pPr>
       <w:r>
-        <w:t>Referencing data in other documents is usually either neglected or done by simply linking to a document (not content) by filename. This is tedious, error-prone and doesn’t survive files being moved or renamed.</w:t>
+        <w:t>Requirements often include other pictures of other diagrams. The original copies of these diagrams are often stored and maintained separately.</w:t>
       </w:r>
     </w:p>
     <w:p>
@@ -1670,7 +1795,7 @@
         </w:numPr>
       </w:pPr>
       <w:r>
-        <w:t>No way of viewing all documents as-at a date/time. No way of tagging/releasing all documents.</w:t>
+        <w:t>TODOs and TBDs must be manually managed.</w:t>
       </w:r>
     </w:p>
     <w:p>
@@ -1682,12 +1807,7 @@
         </w:numPr>
       </w:pPr>
       <w:r>
-        <w:t>Documents can refer/link to o</w:t>
-      </w:r>
-      <w:bookmarkStart w:id="3" w:name="_GoBack"/>
-      <w:bookmarkEnd w:id="3"/>
-      <w:r>
-        <w:t>ther documents, which can in turn link to other documents. There is no way of determining these references/links.</w:t>
+        <w:t xml:space="preserve">Sign-off </w:t>
       </w:r>
     </w:p>
     <w:p>
@@ -1699,11 +1819,11 @@
         </w:numPr>
         <w:ind w:left="431" w:hanging="431"/>
       </w:pPr>
-      <w:bookmarkStart w:id="4" w:name="_Toc303022332"/>
+      <w:bookmarkStart w:id="3" w:name="_Toc303022332"/>
       <w:r>
         <w:t>Business Objectives and Success Criteria</w:t>
       </w:r>
-      <w:bookmarkEnd w:id="4"/>
+      <w:bookmarkEnd w:id="3"/>
     </w:p>
     <w:tbl>
       <w:tblPr>
@@ -1840,11 +1960,11 @@
         </w:numPr>
         <w:ind w:left="431" w:hanging="431"/>
       </w:pPr>
-      <w:bookmarkStart w:id="5" w:name="_Toc303022333"/>
+      <w:bookmarkStart w:id="4" w:name="_Toc303022333"/>
       <w:r>
         <w:t>Customer or Market Needs</w:t>
       </w:r>
-      <w:bookmarkEnd w:id="5"/>
+      <w:bookmarkEnd w:id="4"/>
     </w:p>
     <w:p>
       <w:r>
@@ -1860,11 +1980,11 @@
         </w:numPr>
         <w:ind w:left="431" w:hanging="431"/>
       </w:pPr>
-      <w:bookmarkStart w:id="6" w:name="_Toc303022334"/>
+      <w:bookmarkStart w:id="5" w:name="_Toc303022334"/>
       <w:r>
         <w:t>Business Risks</w:t>
       </w:r>
-      <w:bookmarkEnd w:id="6"/>
+      <w:bookmarkEnd w:id="5"/>
     </w:p>
     <w:tbl>
       <w:tblPr>
@@ -1962,6 +2082,9 @@
             <w:pPr>
               <w:cnfStyle w:val="000000100000" w:firstRow="0" w:lastRow="0" w:firstColumn="0" w:lastColumn="0" w:oddVBand="0" w:evenVBand="0" w:oddHBand="1" w:evenHBand="0" w:firstRowFirstColumn="0" w:firstRowLastColumn="0" w:lastRowFirstColumn="0" w:lastRowLastColumn="0"/>
             </w:pPr>
+            <w:r>
+              <w:t>Traditional formats such as Word could provide extra features that would be missed.</w:t>
+            </w:r>
           </w:p>
         </w:tc>
         <w:tc>
@@ -2115,11 +2238,11 @@
           <w:numId w:val="11"/>
         </w:numPr>
       </w:pPr>
-      <w:bookmarkStart w:id="7" w:name="_Toc303022335"/>
+      <w:bookmarkStart w:id="6" w:name="_Toc303022335"/>
       <w:r>
         <w:t>Vision of the Solution</w:t>
       </w:r>
-      <w:bookmarkEnd w:id="7"/>
+      <w:bookmarkEnd w:id="6"/>
     </w:p>
     <w:p>
       <w:pPr>
@@ -2130,11 +2253,11 @@
         </w:numPr>
         <w:ind w:left="431" w:hanging="431"/>
       </w:pPr>
-      <w:bookmarkStart w:id="8" w:name="_Toc303022336"/>
+      <w:bookmarkStart w:id="7" w:name="_Toc303022336"/>
       <w:r>
         <w:t>Vision Statement</w:t>
       </w:r>
-      <w:bookmarkEnd w:id="8"/>
+      <w:bookmarkEnd w:id="7"/>
     </w:p>
     <w:p>
       <w:r>
@@ -2150,11 +2273,11 @@
         </w:numPr>
         <w:ind w:left="431" w:hanging="431"/>
       </w:pPr>
-      <w:bookmarkStart w:id="9" w:name="_Toc303022337"/>
+      <w:bookmarkStart w:id="8" w:name="_Toc303022337"/>
       <w:r>
         <w:t>Major Features</w:t>
       </w:r>
-      <w:bookmarkEnd w:id="9"/>
+      <w:bookmarkEnd w:id="8"/>
     </w:p>
     <w:tbl>
       <w:tblPr>
@@ -2179,7 +2302,11 @@
             </w:tcBorders>
             <w:shd w:val="clear" w:color="auto" w:fill="D6E3BC" w:themeFill="accent3" w:themeFillTint="66"/>
           </w:tcPr>
-          <w:p/>
+          <w:p>
+            <w:r>
+              <w:t>MF-1</w:t>
+            </w:r>
+          </w:p>
         </w:tc>
         <w:tc>
           <w:tcPr>
@@ -2192,6 +2319,9 @@
             <w:pPr>
               <w:cnfStyle w:val="000000100000" w:firstRow="0" w:lastRow="0" w:firstColumn="0" w:lastColumn="0" w:oddVBand="0" w:evenVBand="0" w:oddHBand="1" w:evenHBand="0" w:firstRowFirstColumn="0" w:firstRowLastColumn="0" w:lastRowFirstColumn="0" w:lastRowLastColumn="0"/>
             </w:pPr>
+            <w:r>
+              <w:t>Create, edit, view online requirements docs.</w:t>
+            </w:r>
           </w:p>
         </w:tc>
       </w:tr>
@@ -2205,7 +2335,11 @@
             </w:tcBorders>
             <w:shd w:val="clear" w:color="auto" w:fill="D6E3BC" w:themeFill="accent3" w:themeFillTint="66"/>
           </w:tcPr>
-          <w:p/>
+          <w:p>
+            <w:r>
+              <w:t>MF-2</w:t>
+            </w:r>
+          </w:p>
         </w:tc>
         <w:tc>
           <w:tcPr>
@@ -2218,6 +2352,9 @@
             <w:pPr>
               <w:cnfStyle w:val="000000000000" w:firstRow="0" w:lastRow="0" w:firstColumn="0" w:lastColumn="0" w:oddVBand="0" w:evenVBand="0" w:oddHBand="0" w:evenHBand="0" w:firstRowFirstColumn="0" w:firstRowLastColumn="0" w:lastRowFirstColumn="0" w:lastRowLastColumn="0"/>
             </w:pPr>
+            <w:r>
+              <w:t>Group docs together, usually based on project.</w:t>
+            </w:r>
           </w:p>
         </w:tc>
       </w:tr>
@@ -2234,7 +2371,11 @@
             </w:tcBorders>
             <w:shd w:val="clear" w:color="auto" w:fill="D6E3BC" w:themeFill="accent3" w:themeFillTint="66"/>
           </w:tcPr>
-          <w:p/>
+          <w:p>
+            <w:r>
+              <w:t>MF-3</w:t>
+            </w:r>
+          </w:p>
         </w:tc>
         <w:tc>
           <w:tcPr>
@@ -2247,6 +2388,9 @@
             <w:pPr>
               <w:cnfStyle w:val="000000100000" w:firstRow="0" w:lastRow="0" w:firstColumn="0" w:lastColumn="0" w:oddVBand="0" w:evenVBand="0" w:oddHBand="1" w:evenHBand="0" w:firstRowFirstColumn="0" w:firstRowLastColumn="0" w:lastRowFirstColumn="0" w:lastRowLastColumn="0"/>
             </w:pPr>
+            <w:r>
+              <w:t>Search all docs and audit history in a single action.</w:t>
+            </w:r>
           </w:p>
         </w:tc>
       </w:tr>
@@ -2260,7 +2404,11 @@
             </w:tcBorders>
             <w:shd w:val="clear" w:color="auto" w:fill="D6E3BC" w:themeFill="accent3" w:themeFillTint="66"/>
           </w:tcPr>
-          <w:p/>
+          <w:p>
+            <w:r>
+              <w:t>MF-4</w:t>
+            </w:r>
+          </w:p>
         </w:tc>
         <w:tc>
           <w:tcPr>
@@ -2273,6 +2421,9 @@
             <w:pPr>
               <w:cnfStyle w:val="000000000000" w:firstRow="0" w:lastRow="0" w:firstColumn="0" w:lastColumn="0" w:oddVBand="0" w:evenVBand="0" w:oddHBand="0" w:evenHBand="0" w:firstRowFirstColumn="0" w:firstRowLastColumn="0" w:lastRowFirstColumn="0" w:lastRowLastColumn="0"/>
             </w:pPr>
+            <w:r>
+              <w:t>Create templates which users can use to create new docs.</w:t>
+            </w:r>
           </w:p>
         </w:tc>
       </w:tr>
@@ -2289,7 +2440,11 @@
             </w:tcBorders>
             <w:shd w:val="clear" w:color="auto" w:fill="D6E3BC" w:themeFill="accent3" w:themeFillTint="66"/>
           </w:tcPr>
-          <w:p/>
+          <w:p>
+            <w:r>
+              <w:t>MF-5</w:t>
+            </w:r>
+          </w:p>
         </w:tc>
         <w:tc>
           <w:tcPr>
@@ -2302,6 +2457,22 @@
             <w:pPr>
               <w:cnfStyle w:val="000000100000" w:firstRow="0" w:lastRow="0" w:firstColumn="0" w:lastColumn="0" w:oddVBand="0" w:evenVBand="0" w:oddHBand="1" w:evenHBand="0" w:firstRowFirstColumn="0" w:firstRowLastColumn="0" w:lastRowFirstColumn="0" w:lastRowLastColumn="0"/>
             </w:pPr>
+            <w:r>
+              <w:t>Strong linking of requirement items.</w:t>
+            </w:r>
+          </w:p>
+          <w:p>
+            <w:pPr>
+              <w:cnfStyle w:val="000000100000" w:firstRow="0" w:lastRow="0" w:firstColumn="0" w:lastColumn="0" w:oddVBand="0" w:evenVBand="0" w:oddHBand="1" w:evenHBand="0" w:firstRowFirstColumn="0" w:firstRowLastColumn="0" w:lastRowFirstColumn="0" w:lastRowLastColumn="0"/>
+            </w:pPr>
+            <w:r>
+              <w:t>Hover over a key to see the definition; click a key to open the defining document; assistance when creating new refe</w:t>
+            </w:r>
+            <w:bookmarkStart w:id="9" w:name="_GoBack"/>
+            <w:bookmarkEnd w:id="9"/>
+            <w:r>
+              <w:t>rences (possibly auto-complete, UI to select from available)</w:t>
+            </w:r>
           </w:p>
         </w:tc>
       </w:tr>
@@ -2315,7 +2486,11 @@
             </w:tcBorders>
             <w:shd w:val="clear" w:color="auto" w:fill="D6E3BC" w:themeFill="accent3" w:themeFillTint="66"/>
           </w:tcPr>
-          <w:p/>
+          <w:p>
+            <w:r>
+              <w:t>MF-6</w:t>
+            </w:r>
+          </w:p>
         </w:tc>
         <w:tc>
           <w:tcPr>
@@ -2328,6 +2503,9 @@
             <w:pPr>
               <w:cnfStyle w:val="000000000000" w:firstRow="0" w:lastRow="0" w:firstColumn="0" w:lastColumn="0" w:oddVBand="0" w:evenVBand="0" w:oddHBand="0" w:evenHBand="0" w:firstRowFirstColumn="0" w:firstRowLastColumn="0" w:lastRowFirstColumn="0" w:lastRowLastColumn="0"/>
             </w:pPr>
+            <w:r>
+              <w:t xml:space="preserve">Validation of references. </w:t>
+            </w:r>
           </w:p>
         </w:tc>
       </w:tr>
@@ -2344,7 +2522,11 @@
             </w:tcBorders>
             <w:shd w:val="clear" w:color="auto" w:fill="D6E3BC" w:themeFill="accent3" w:themeFillTint="66"/>
           </w:tcPr>
-          <w:p/>
+          <w:p>
+            <w:r>
+              <w:t>MF-7</w:t>
+            </w:r>
+          </w:p>
         </w:tc>
         <w:tc>
           <w:tcPr>
@@ -2357,6 +2539,9 @@
             <w:pPr>
               <w:cnfStyle w:val="000000100000" w:firstRow="0" w:lastRow="0" w:firstColumn="0" w:lastColumn="0" w:oddVBand="0" w:evenVBand="0" w:oddHBand="1" w:evenHBand="0" w:firstRowFirstColumn="0" w:firstRowLastColumn="0" w:lastRowFirstColumn="0" w:lastRowLastColumn="0"/>
             </w:pPr>
+            <w:r>
+              <w:t>View a map of all document references.</w:t>
+            </w:r>
           </w:p>
         </w:tc>
       </w:tr>
@@ -2370,7 +2555,11 @@
             </w:tcBorders>
             <w:shd w:val="clear" w:color="auto" w:fill="D6E3BC" w:themeFill="accent3" w:themeFillTint="66"/>
           </w:tcPr>
-          <w:p/>
+          <w:p>
+            <w:r>
+              <w:t>MF-8</w:t>
+            </w:r>
+          </w:p>
         </w:tc>
         <w:tc>
           <w:tcPr>
@@ -2383,6 +2572,9 @@
             <w:pPr>
               <w:cnfStyle w:val="000000000000" w:firstRow="0" w:lastRow="0" w:firstColumn="0" w:lastColumn="0" w:oddVBand="0" w:evenVBand="0" w:oddHBand="0" w:evenHBand="0" w:firstRowFirstColumn="0" w:firstRowLastColumn="0" w:lastRowFirstColumn="0" w:lastRowLastColumn="0"/>
             </w:pPr>
+            <w:r>
+              <w:t>View and search history of all changes.</w:t>
+            </w:r>
           </w:p>
         </w:tc>
       </w:tr>
@@ -2399,7 +2591,11 @@
             </w:tcBorders>
             <w:shd w:val="clear" w:color="auto" w:fill="D6E3BC" w:themeFill="accent3" w:themeFillTint="66"/>
           </w:tcPr>
-          <w:p/>
+          <w:p>
+            <w:r>
+              <w:t>MF-9</w:t>
+            </w:r>
+          </w:p>
         </w:tc>
         <w:tc>
           <w:tcPr>
@@ -2412,6 +2608,9 @@
             <w:pPr>
               <w:cnfStyle w:val="000000100000" w:firstRow="0" w:lastRow="0" w:firstColumn="0" w:lastColumn="0" w:oddVBand="0" w:evenVBand="0" w:oddHBand="1" w:evenHBand="0" w:firstRowFirstColumn="0" w:firstRowLastColumn="0" w:lastRowFirstColumn="0" w:lastRowLastColumn="0"/>
             </w:pPr>
+            <w:r>
+              <w:t>Tag versions of documents.</w:t>
+            </w:r>
           </w:p>
         </w:tc>
       </w:tr>
@@ -2425,7 +2624,11 @@
             </w:tcBorders>
             <w:shd w:val="clear" w:color="auto" w:fill="D6E3BC" w:themeFill="accent3" w:themeFillTint="66"/>
           </w:tcPr>
-          <w:p/>
+          <w:p>
+            <w:r>
+              <w:t>MF-10</w:t>
+            </w:r>
+          </w:p>
         </w:tc>
         <w:tc>
           <w:tcPr>
@@ -2438,6 +2641,17 @@
             <w:pPr>
               <w:cnfStyle w:val="000000000000" w:firstRow="0" w:lastRow="0" w:firstColumn="0" w:lastColumn="0" w:oddVBand="0" w:evenVBand="0" w:oddHBand="0" w:evenHBand="0" w:firstRowFirstColumn="0" w:firstRowLastColumn="0" w:lastRowFirstColumn="0" w:lastRowLastColumn="0"/>
             </w:pPr>
+            <w:r>
+              <w:t xml:space="preserve">View documents according to a </w:t>
+            </w:r>
+            <w:proofErr w:type="gramStart"/>
+            <w:r>
+              <w:t>tag,</w:t>
+            </w:r>
+            <w:proofErr w:type="gramEnd"/>
+            <w:r>
+              <w:t xml:space="preserve"> or as-at a specific point in time.</w:t>
+            </w:r>
           </w:p>
         </w:tc>
       </w:tr>
@@ -2454,7 +2668,14 @@
             </w:tcBorders>
             <w:shd w:val="clear" w:color="auto" w:fill="D6E3BC" w:themeFill="accent3" w:themeFillTint="66"/>
           </w:tcPr>
-          <w:p/>
+          <w:p>
+            <w:r>
+              <w:t>MF-1</w:t>
+            </w:r>
+            <w:r>
+              <w:t>1</w:t>
+            </w:r>
+          </w:p>
         </w:tc>
         <w:tc>
           <w:tcPr>
@@ -2467,6 +2688,9 @@
             <w:pPr>
               <w:cnfStyle w:val="000000100000" w:firstRow="0" w:lastRow="0" w:firstColumn="0" w:lastColumn="0" w:oddVBand="0" w:evenVBand="0" w:oddHBand="1" w:evenHBand="0" w:firstRowFirstColumn="0" w:firstRowLastColumn="0" w:lastRowFirstColumn="0" w:lastRowLastColumn="0"/>
             </w:pPr>
+            <w:r>
+              <w:t>Include system-maintained metadata in a document. (Example: revision history)</w:t>
+            </w:r>
           </w:p>
         </w:tc>
       </w:tr>
@@ -2480,7 +2704,14 @@
             </w:tcBorders>
             <w:shd w:val="clear" w:color="auto" w:fill="D6E3BC" w:themeFill="accent3" w:themeFillTint="66"/>
           </w:tcPr>
-          <w:p/>
+          <w:p>
+            <w:r>
+              <w:t>MF-1</w:t>
+            </w:r>
+            <w:r>
+              <w:t>2</w:t>
+            </w:r>
+          </w:p>
         </w:tc>
         <w:tc>
           <w:tcPr>
@@ -2493,6 +2724,20 @@
             <w:pPr>
               <w:cnfStyle w:val="000000000000" w:firstRow="0" w:lastRow="0" w:firstColumn="0" w:lastColumn="0" w:oddVBand="0" w:evenVBand="0" w:oddHBand="0" w:evenHBand="0" w:firstRowFirstColumn="0" w:firstRowLastColumn="0" w:lastRowFirstColumn="0" w:lastRowLastColumn="0"/>
             </w:pPr>
+            <w:r>
+              <w:t xml:space="preserve">Track and view </w:t>
+            </w:r>
+            <w:r>
+              <w:t xml:space="preserve">TODOs and TBDs. (Optionally filter and aggregate by document, assignee, </w:t>
+            </w:r>
+            <w:proofErr w:type="gramStart"/>
+            <w:r>
+              <w:t>inception</w:t>
+            </w:r>
+            <w:proofErr w:type="gramEnd"/>
+            <w:r>
+              <w:t>/target date.)</w:t>
+            </w:r>
           </w:p>
         </w:tc>
       </w:tr>
@@ -2509,7 +2754,14 @@
             </w:tcBorders>
             <w:shd w:val="clear" w:color="auto" w:fill="D6E3BC" w:themeFill="accent3" w:themeFillTint="66"/>
           </w:tcPr>
-          <w:p/>
+          <w:p>
+            <w:r>
+              <w:t>MF-1</w:t>
+            </w:r>
+            <w:r>
+              <w:t>3</w:t>
+            </w:r>
+          </w:p>
         </w:tc>
         <w:tc>
           <w:tcPr>
@@ -2522,6 +2774,18 @@
             <w:pPr>
               <w:cnfStyle w:val="000000100000" w:firstRow="0" w:lastRow="0" w:firstColumn="0" w:lastColumn="0" w:oddVBand="0" w:evenVBand="0" w:oddHBand="1" w:evenHBand="0" w:firstRowFirstColumn="0" w:firstRowLastColumn="0" w:lastRowFirstColumn="0" w:lastRowLastColumn="0"/>
             </w:pPr>
+            <w:r>
+              <w:t xml:space="preserve">View </w:t>
+            </w:r>
+            <w:r>
+              <w:t xml:space="preserve">help for a section of a document. This can be provided by the template and can also show </w:t>
+            </w:r>
+            <w:r>
+              <w:t xml:space="preserve">examples from other docs </w:t>
+            </w:r>
+            <w:r>
+              <w:t>in the system (provided the user has access).</w:t>
+            </w:r>
           </w:p>
         </w:tc>
       </w:tr>
@@ -2535,7 +2799,14 @@
             </w:tcBorders>
             <w:shd w:val="clear" w:color="auto" w:fill="D6E3BC" w:themeFill="accent3" w:themeFillTint="66"/>
           </w:tcPr>
-          <w:p/>
+          <w:p>
+            <w:r>
+              <w:t>MF-1</w:t>
+            </w:r>
+            <w:r>
+              <w:t>4</w:t>
+            </w:r>
+          </w:p>
         </w:tc>
         <w:tc>
           <w:tcPr>
@@ -2548,6 +2819,9 @@
             <w:pPr>
               <w:cnfStyle w:val="000000000000" w:firstRow="0" w:lastRow="0" w:firstColumn="0" w:lastColumn="0" w:oddVBand="0" w:evenVBand="0" w:oddHBand="0" w:evenHBand="0" w:firstRowFirstColumn="0" w:firstRowLastColumn="0" w:lastRowFirstColumn="0" w:lastRowLastColumn="0"/>
             </w:pPr>
+            <w:r>
+              <w:t>Store diagrams in whatever format the user likes, together with a graphic copy that is embedded into documents.</w:t>
+            </w:r>
           </w:p>
         </w:tc>
       </w:tr>
@@ -2564,7 +2838,14 @@
             </w:tcBorders>
             <w:shd w:val="clear" w:color="auto" w:fill="D6E3BC" w:themeFill="accent3" w:themeFillTint="66"/>
           </w:tcPr>
-          <w:p/>
+          <w:p>
+            <w:r>
+              <w:t>MF-1</w:t>
+            </w:r>
+            <w:r>
+              <w:t>5</w:t>
+            </w:r>
+          </w:p>
         </w:tc>
         <w:tc>
           <w:tcPr>
@@ -2577,6 +2858,162 @@
             <w:pPr>
               <w:cnfStyle w:val="000000100000" w:firstRow="0" w:lastRow="0" w:firstColumn="0" w:lastColumn="0" w:oddVBand="0" w:evenVBand="0" w:oddHBand="1" w:evenHBand="0" w:firstRowFirstColumn="0" w:firstRowLastColumn="0" w:lastRowFirstColumn="0" w:lastRowLastColumn="0"/>
             </w:pPr>
+            <w:r>
+              <w:t>Control who has view, read and write access to documents.</w:t>
+            </w:r>
+          </w:p>
+        </w:tc>
+      </w:tr>
+      <w:tr>
+        <w:tc>
+          <w:tcPr>
+            <w:cnfStyle w:val="001000000000" w:firstRow="0" w:lastRow="0" w:firstColumn="1" w:lastColumn="0" w:oddVBand="0" w:evenVBand="0" w:oddHBand="0" w:evenHBand="0" w:firstRowFirstColumn="0" w:firstRowLastColumn="0" w:lastRowFirstColumn="0" w:lastRowLastColumn="0"/>
+            <w:tcW w:w="817" w:type="dxa"/>
+            <w:tcBorders>
+              <w:right w:val="single" w:sz="8" w:space="0" w:color="9BBB59" w:themeColor="accent3"/>
+            </w:tcBorders>
+            <w:shd w:val="clear" w:color="auto" w:fill="D6E3BC" w:themeFill="accent3" w:themeFillTint="66"/>
+          </w:tcPr>
+          <w:p>
+            <w:r>
+              <w:t>MF-1</w:t>
+            </w:r>
+            <w:r>
+              <w:t>6</w:t>
+            </w:r>
+          </w:p>
+        </w:tc>
+        <w:tc>
+          <w:tcPr>
+            <w:tcW w:w="7903" w:type="dxa"/>
+            <w:tcBorders>
+              <w:left w:val="single" w:sz="8" w:space="0" w:color="9BBB59" w:themeColor="accent3"/>
+            </w:tcBorders>
+          </w:tcPr>
+          <w:p>
+            <w:pPr>
+              <w:cnfStyle w:val="000000000000" w:firstRow="0" w:lastRow="0" w:firstColumn="0" w:lastColumn="0" w:oddVBand="0" w:evenVBand="0" w:oddHBand="0" w:evenHBand="0" w:firstRowFirstColumn="0" w:firstRowLastColumn="0" w:lastRowFirstColumn="0" w:lastRowLastColumn="0"/>
+            </w:pPr>
+            <w:r>
+              <w:t>Request and track sign-off from specified users.</w:t>
+            </w:r>
+          </w:p>
+        </w:tc>
+      </w:tr>
+      <w:tr>
+        <w:trPr>
+          <w:cnfStyle w:val="000000100000" w:firstRow="0" w:lastRow="0" w:firstColumn="0" w:lastColumn="0" w:oddVBand="0" w:evenVBand="0" w:oddHBand="1" w:evenHBand="0" w:firstRowFirstColumn="0" w:firstRowLastColumn="0" w:lastRowFirstColumn="0" w:lastRowLastColumn="0"/>
+        </w:trPr>
+        <w:tc>
+          <w:tcPr>
+            <w:cnfStyle w:val="001000000000" w:firstRow="0" w:lastRow="0" w:firstColumn="1" w:lastColumn="0" w:oddVBand="0" w:evenVBand="0" w:oddHBand="0" w:evenHBand="0" w:firstRowFirstColumn="0" w:firstRowLastColumn="0" w:lastRowFirstColumn="0" w:lastRowLastColumn="0"/>
+            <w:tcW w:w="817" w:type="dxa"/>
+            <w:tcBorders>
+              <w:right w:val="single" w:sz="8" w:space="0" w:color="9BBB59" w:themeColor="accent3"/>
+            </w:tcBorders>
+            <w:shd w:val="clear" w:color="auto" w:fill="D6E3BC" w:themeFill="accent3" w:themeFillTint="66"/>
+          </w:tcPr>
+          <w:p>
+            <w:r>
+              <w:t>MF-1</w:t>
+            </w:r>
+            <w:r>
+              <w:t>7</w:t>
+            </w:r>
+          </w:p>
+        </w:tc>
+        <w:tc>
+          <w:tcPr>
+            <w:tcW w:w="7903" w:type="dxa"/>
+            <w:tcBorders>
+              <w:left w:val="single" w:sz="8" w:space="0" w:color="9BBB59" w:themeColor="accent3"/>
+            </w:tcBorders>
+          </w:tcPr>
+          <w:p>
+            <w:pPr>
+              <w:cnfStyle w:val="000000100000" w:firstRow="0" w:lastRow="0" w:firstColumn="0" w:lastColumn="0" w:oddVBand="0" w:evenVBand="0" w:oddHBand="1" w:evenHBand="0" w:firstRowFirstColumn="0" w:firstRowLastColumn="0" w:lastRowFirstColumn="0" w:lastRowLastColumn="0"/>
+            </w:pPr>
+            <w:r>
+              <w:t xml:space="preserve">Print a </w:t>
+            </w:r>
+            <w:r>
+              <w:t>selection of documents, and optionally all referenced documents.</w:t>
+            </w:r>
+          </w:p>
+        </w:tc>
+      </w:tr>
+      <w:tr>
+        <w:tc>
+          <w:tcPr>
+            <w:cnfStyle w:val="001000000000" w:firstRow="0" w:lastRow="0" w:firstColumn="1" w:lastColumn="0" w:oddVBand="0" w:evenVBand="0" w:oddHBand="0" w:evenHBand="0" w:firstRowFirstColumn="0" w:firstRowLastColumn="0" w:lastRowFirstColumn="0" w:lastRowLastColumn="0"/>
+            <w:tcW w:w="817" w:type="dxa"/>
+            <w:tcBorders>
+              <w:right w:val="single" w:sz="8" w:space="0" w:color="9BBB59" w:themeColor="accent3"/>
+            </w:tcBorders>
+            <w:shd w:val="clear" w:color="auto" w:fill="D6E3BC" w:themeFill="accent3" w:themeFillTint="66"/>
+          </w:tcPr>
+          <w:p>
+            <w:r>
+              <w:t>MF-1</w:t>
+            </w:r>
+            <w:r>
+              <w:t>8</w:t>
+            </w:r>
+          </w:p>
+        </w:tc>
+        <w:tc>
+          <w:tcPr>
+            <w:tcW w:w="7903" w:type="dxa"/>
+            <w:tcBorders>
+              <w:left w:val="single" w:sz="8" w:space="0" w:color="9BBB59" w:themeColor="accent3"/>
+            </w:tcBorders>
+          </w:tcPr>
+          <w:p>
+            <w:pPr>
+              <w:cnfStyle w:val="000000000000" w:firstRow="0" w:lastRow="0" w:firstColumn="0" w:lastColumn="0" w:oddVBand="0" w:evenVBand="0" w:oddHBand="0" w:evenHBand="0" w:firstRowFirstColumn="0" w:firstRowLastColumn="0" w:lastRowFirstColumn="0" w:lastRowLastColumn="0"/>
+            </w:pPr>
+            <w:r>
+              <w:t>Export to Acrobat Reader (PDF) and Microsoft Word (DOCX).</w:t>
+            </w:r>
+          </w:p>
+        </w:tc>
+      </w:tr>
+      <w:tr>
+        <w:trPr>
+          <w:cnfStyle w:val="000000100000" w:firstRow="0" w:lastRow="0" w:firstColumn="0" w:lastColumn="0" w:oddVBand="0" w:evenVBand="0" w:oddHBand="1" w:evenHBand="0" w:firstRowFirstColumn="0" w:firstRowLastColumn="0" w:lastRowFirstColumn="0" w:lastRowLastColumn="0"/>
+        </w:trPr>
+        <w:tc>
+          <w:tcPr>
+            <w:cnfStyle w:val="001000000000" w:firstRow="0" w:lastRow="0" w:firstColumn="1" w:lastColumn="0" w:oddVBand="0" w:evenVBand="0" w:oddHBand="0" w:evenHBand="0" w:firstRowFirstColumn="0" w:firstRowLastColumn="0" w:lastRowFirstColumn="0" w:lastRowLastColumn="0"/>
+            <w:tcW w:w="817" w:type="dxa"/>
+            <w:tcBorders>
+              <w:right w:val="single" w:sz="8" w:space="0" w:color="9BBB59" w:themeColor="accent3"/>
+            </w:tcBorders>
+            <w:shd w:val="clear" w:color="auto" w:fill="D6E3BC" w:themeFill="accent3" w:themeFillTint="66"/>
+          </w:tcPr>
+          <w:p>
+            <w:r>
+              <w:t>MF-19</w:t>
+            </w:r>
+          </w:p>
+        </w:tc>
+        <w:tc>
+          <w:tcPr>
+            <w:tcW w:w="7903" w:type="dxa"/>
+            <w:tcBorders>
+              <w:left w:val="single" w:sz="8" w:space="0" w:color="9BBB59" w:themeColor="accent3"/>
+            </w:tcBorders>
+          </w:tcPr>
+          <w:p>
+            <w:pPr>
+              <w:cnfStyle w:val="000000100000" w:firstRow="0" w:lastRow="0" w:firstColumn="0" w:lastColumn="0" w:oddVBand="0" w:evenVBand="0" w:oddHBand="1" w:evenHBand="0" w:firstRowFirstColumn="0" w:firstRowLastColumn="0" w:lastRowFirstColumn="0" w:lastRowLastColumn="0"/>
+            </w:pPr>
+            <w:r>
+              <w:t xml:space="preserve">Users can propose changes </w:t>
+            </w:r>
+            <w:r>
+              <w:t>which relevant users can accept/reject.</w:t>
+            </w:r>
           </w:p>
         </w:tc>
       </w:tr>
@@ -5417,6 +5854,7 @@
       </w:pPr>
       <w:bookmarkStart w:id="16" w:name="_Toc303022344"/>
       <w:r>
+        <w:lastRenderedPageBreak/>
         <w:t>Project Priorities</w:t>
       </w:r>
       <w:bookmarkEnd w:id="16"/>
@@ -6458,7 +6896,7 @@
         <w:rFonts w:ascii="Symbol" w:eastAsiaTheme="minorEastAsia" w:hAnsi="Symbol" w:cstheme="minorBidi" w:hint="default"/>
       </w:rPr>
     </w:lvl>
-    <w:lvl w:ilvl="1" w:tplc="0C090003" w:tentative="1">
+    <w:lvl w:ilvl="1" w:tplc="0C090003">
       <w:start w:val="1"/>
       <w:numFmt w:val="bullet"/>
       <w:lvlText w:val="o"/>
@@ -10338,7 +10776,7 @@
 </file>
 
 <file path=customXml/itemProps1.xml><?xml version="1.0" encoding="utf-8"?>
-<ds:datastoreItem xmlns:ds="http://schemas.openxmlformats.org/officeDocument/2006/customXml" ds:itemID="{371C4C62-8CF4-4F02-B246-BFFC7D8729A8}">
+<ds:datastoreItem xmlns:ds="http://schemas.openxmlformats.org/officeDocument/2006/customXml" ds:itemID="{8F9A6AF3-7A6C-4DE8-9DD0-DED1DCAB8103}">
   <ds:schemaRefs>
     <ds:schemaRef ds:uri="http://schemas.openxmlformats.org/officeDocument/2006/bibliography"/>
   </ds:schemaRefs>

--- a/ReqRepo - Vision and Scope.docx
+++ b/ReqRepo - Vision and Scope.docx
@@ -2645,6 +2645,9 @@
           <w:color w:val="000000"/>
         </w:rPr>
       </w:pPr>
+      <w:bookmarkStart w:id="8" w:name="OLE_LINK1"/>
+      <w:bookmarkStart w:id="9" w:name="OLE_LINK2"/>
+      <w:bookmarkStart w:id="10" w:name="_GoBack"/>
       <w:r>
         <w:rPr>
           <w:rFonts w:ascii="Arial" w:eastAsia="Times New Roman" w:hAnsi="Arial" w:cs="Arial"/>
@@ -2892,6 +2895,9 @@
         <w:t>External Files</w:t>
       </w:r>
     </w:p>
+    <w:bookmarkEnd w:id="8"/>
+    <w:bookmarkEnd w:id="9"/>
+    <w:bookmarkEnd w:id="10"/>
     <w:p>
       <w:pPr>
         <w:pStyle w:val="ListParagraph"/>
@@ -2916,11 +2922,11 @@
         </w:numPr>
         <w:ind w:left="431" w:hanging="431"/>
       </w:pPr>
-      <w:bookmarkStart w:id="8" w:name="_Toc303807214"/>
+      <w:bookmarkStart w:id="11" w:name="_Toc303807214"/>
       <w:r>
         <w:t>Major Features</w:t>
       </w:r>
-      <w:bookmarkEnd w:id="8"/>
+      <w:bookmarkEnd w:id="11"/>
     </w:p>
     <w:tbl>
       <w:tblPr>
@@ -3991,12 +3997,12 @@
         </w:numPr>
         <w:ind w:left="431" w:hanging="431"/>
       </w:pPr>
-      <w:bookmarkStart w:id="9" w:name="_Toc303807215"/>
+      <w:bookmarkStart w:id="12" w:name="_Toc303807215"/>
       <w:r>
         <w:lastRenderedPageBreak/>
         <w:t>Assumptions and Dependencies</w:t>
       </w:r>
-      <w:bookmarkEnd w:id="9"/>
+      <w:bookmarkEnd w:id="12"/>
     </w:p>
     <w:p>
       <w:r>
@@ -4011,11 +4017,11 @@
           <w:numId w:val="11"/>
         </w:numPr>
       </w:pPr>
-      <w:bookmarkStart w:id="10" w:name="_Toc303807216"/>
+      <w:bookmarkStart w:id="13" w:name="_Toc303807216"/>
       <w:r>
         <w:t>Scope and Limitations</w:t>
       </w:r>
-      <w:bookmarkEnd w:id="10"/>
+      <w:bookmarkEnd w:id="13"/>
     </w:p>
     <w:p>
       <w:pPr>
@@ -4026,7 +4032,7 @@
         </w:numPr>
         <w:ind w:left="431" w:hanging="431"/>
       </w:pPr>
-      <w:bookmarkStart w:id="11" w:name="_Toc303807217"/>
+      <w:bookmarkStart w:id="14" w:name="_Toc303807217"/>
       <w:r>
         <w:t>Scope of</w:t>
       </w:r>
@@ -4042,7 +4048,7 @@
       <w:r>
         <w:t>s</w:t>
       </w:r>
-      <w:bookmarkEnd w:id="11"/>
+      <w:bookmarkEnd w:id="14"/>
     </w:p>
     <w:tbl>
       <w:tblPr>
@@ -7050,11 +7056,11 @@
         </w:numPr>
         <w:ind w:left="431" w:hanging="431"/>
       </w:pPr>
-      <w:bookmarkStart w:id="12" w:name="_Toc303807218"/>
+      <w:bookmarkStart w:id="15" w:name="_Toc303807218"/>
       <w:r>
         <w:t>Limitations and Exclusions</w:t>
       </w:r>
-      <w:bookmarkEnd w:id="12"/>
+      <w:bookmarkEnd w:id="15"/>
     </w:p>
     <w:tbl>
       <w:tblPr>
@@ -7133,12 +7139,12 @@
           <w:numId w:val="11"/>
         </w:numPr>
       </w:pPr>
-      <w:bookmarkStart w:id="13" w:name="_Toc303807219"/>
+      <w:bookmarkStart w:id="16" w:name="_Toc303807219"/>
       <w:r>
         <w:lastRenderedPageBreak/>
         <w:t>Business Context</w:t>
       </w:r>
-      <w:bookmarkEnd w:id="13"/>
+      <w:bookmarkEnd w:id="16"/>
     </w:p>
     <w:p>
       <w:pPr>
@@ -7149,11 +7155,11 @@
         </w:numPr>
         <w:ind w:left="431" w:hanging="431"/>
       </w:pPr>
-      <w:bookmarkStart w:id="14" w:name="_Toc303807220"/>
+      <w:bookmarkStart w:id="17" w:name="_Toc303807220"/>
       <w:r>
         <w:t>Stakeholder Profiles</w:t>
       </w:r>
-      <w:bookmarkEnd w:id="14"/>
+      <w:bookmarkEnd w:id="17"/>
     </w:p>
     <w:p>
       <w:r>
@@ -7169,11 +7175,11 @@
         </w:numPr>
         <w:ind w:left="431" w:hanging="431"/>
       </w:pPr>
-      <w:bookmarkStart w:id="15" w:name="_Toc303807221"/>
+      <w:bookmarkStart w:id="18" w:name="_Toc303807221"/>
       <w:r>
         <w:t>Project Priorities</w:t>
       </w:r>
-      <w:bookmarkEnd w:id="15"/>
+      <w:bookmarkEnd w:id="18"/>
     </w:p>
     <w:tbl>
       <w:tblPr>
@@ -7606,11 +7612,11 @@
         </w:numPr>
         <w:ind w:left="431" w:hanging="431"/>
       </w:pPr>
-      <w:bookmarkStart w:id="16" w:name="_Toc303807222"/>
+      <w:bookmarkStart w:id="19" w:name="_Toc303807222"/>
       <w:r>
         <w:t>Operating Environment</w:t>
       </w:r>
-      <w:bookmarkEnd w:id="16"/>
+      <w:bookmarkEnd w:id="19"/>
     </w:p>
     <w:p>
       <w:r>
@@ -7987,12 +7993,7 @@
         <w:spacing w:after="0" w:line="240" w:lineRule="auto"/>
       </w:pPr>
       <w:r>
-        <w:t xml:space="preserve">Live </w:t>
-      </w:r>
-      <w:bookmarkStart w:id="17" w:name="_GoBack"/>
-      <w:bookmarkEnd w:id="17"/>
-      <w:r>
-        <w:t>updates</w:t>
+        <w:t>Live updates</w:t>
       </w:r>
     </w:p>
     <w:p>
@@ -13982,7 +13983,7 @@
 </file>
 
 <file path=customXml/itemProps1.xml><?xml version="1.0" encoding="utf-8"?>
-<ds:datastoreItem xmlns:ds="http://schemas.openxmlformats.org/officeDocument/2006/customXml" ds:itemID="{E2762B09-95EE-4BE7-A130-6B2CDEC3CBFC}">
+<ds:datastoreItem xmlns:ds="http://schemas.openxmlformats.org/officeDocument/2006/customXml" ds:itemID="{0A638966-A1BF-4F0C-BE1C-F198C4A622F3}">
   <ds:schemaRefs>
     <ds:schemaRef ds:uri="http://schemas.openxmlformats.org/officeDocument/2006/bibliography"/>
   </ds:schemaRefs>
